--- a/documentation/word/Relay-Studio-Security-Platform-and-Release-Manual.docx
+++ b/documentation/word/Relay-Studio-Security-Platform-and-Release-Manual.docx
@@ -53,7 +53,7 @@
         <w:rPr>
           <w:color w:val="5F6B7A"/>
         </w:rPr>
-        <w:t>Version 1.0 | Sprint 15 | July 2026</w:t>
+        <w:t>Version 1.1 | Sprint 16 | July 2026</w:t>
       </w:r>
     </w:p>
     <w:p>
@@ -580,7 +580,17 @@
         <w:ind w:left="540" w:hanging="271"/>
       </w:pPr>
       <w:r>
-        <w:t>External OpenAPI references and multipart/form imports remain deferred.</w:t>
+        <w:t>External OpenAPI references are intentionally same-origin and bounded; cross-origin graphs require the API owner to consolidate or proxy definitions locally.</w:t>
+      </w:r>
+    </w:p>
+    <w:p>
+      <w:pPr>
+        <w:pStyle w:val="ListBullet"/>
+        <w:spacing w:after="80"/>
+        <w:ind w:left="540" w:hanging="271"/>
+      </w:pPr>
+      <w:r>
+        <w:t>Multipart support is limited to text fields; file-path and binary-part upload remain deferred.</w:t>
       </w:r>
     </w:p>
     <w:p>

--- a/documentation/word/Relay-Studio-Security-Platform-and-Release-Manual.docx
+++ b/documentation/word/Relay-Studio-Security-Platform-and-Release-Manual.docx
@@ -53,7 +53,7 @@
         <w:rPr>
           <w:color w:val="5F6B7A"/>
         </w:rPr>
-        <w:t>Version 1.1 | Sprint 16 | July 2026</w:t>
+        <w:t>Version 1.2 | Sprint 17 | July 2026</w:t>
       </w:r>
     </w:p>
     <w:p>
@@ -590,7 +590,7 @@
         <w:ind w:left="540" w:hanging="271"/>
       </w:pPr>
       <w:r>
-        <w:t>Multipart support is limited to text fields; file-path and binary-part upload remain deferred.</w:t>
+        <w:t>Multipart file paths are persisted locally and file contents are read only at native send time; each file is limited to 25 MiB. Raw application/octet-stream bodies, streaming uploads, and browser file sends remain deferred.</w:t>
       </w:r>
     </w:p>
     <w:p>

--- a/documentation/word/Relay-Studio-Security-Platform-and-Release-Manual.docx
+++ b/documentation/word/Relay-Studio-Security-Platform-and-Release-Manual.docx
@@ -53,7 +53,7 @@
         <w:rPr>
           <w:color w:val="5F6B7A"/>
         </w:rPr>
-        <w:t>Version 1.2 | Sprint 17 | July 2026</w:t>
+        <w:t>Version 1.7 | Sprint 18C | July 2026</w:t>
       </w:r>
     </w:p>
     <w:p>
@@ -189,6 +189,7 @@
     <w:p>
       <w:pPr>
         <w:pStyle w:val="Heading1"/>
+        <w:pageBreakBefore w:val="0"/>
       </w:pPr>
       <w:r>
         <w:t>Security Posture</w:t>
@@ -202,6 +203,7 @@
     <w:p>
       <w:pPr>
         <w:pStyle w:val="Heading1"/>
+        <w:pageBreakBefore w:val="0"/>
       </w:pPr>
       <w:r>
         <w:t>Secret Classification and Redaction</w:t>
@@ -214,7 +216,7 @@
         <w:ind w:left="540" w:hanging="271"/>
       </w:pPr>
       <w:r>
-        <w:t>Bearer and OAuth tokens, passwords, API keys, cookies, client secrets, custom auth headers, and secret-marked variables are sensitive.</w:t>
+        <w:t>Bearer and OAuth tokens, passwords, API keys across case/underscore/hyphen variants, cookies, client secrets, custom auth headers, URL userinfo, sensitive query values, credential-shaped response captures, and secret-marked variables are sensitive.</w:t>
       </w:r>
     </w:p>
     <w:p>
@@ -224,7 +226,7 @@
         <w:ind w:left="540" w:hanging="271"/>
       </w:pPr>
       <w:r>
-        <w:t>Redact console events, diagnostics, project export/persistence, saved responses, screenshots/fixtures, errors, and snapshots.</w:t>
+        <w:t>Apply canonical redaction to console events, diagnostics, project export/persistence, saved responses, comparison, screenshots/fixtures, normalized errors, and snapshots before output is marked redacted.</w:t>
       </w:r>
     </w:p>
     <w:p>
@@ -234,7 +236,17 @@
         <w:ind w:left="540" w:hanging="271"/>
       </w:pPr>
       <w:r>
-        <w:t>Preserve useful names and structure while replacing the value consistently.</w:t>
+        <w:t>Preserve useful names, origins, non-sensitive query values, and structure while replacing the credential value consistently.</w:t>
+      </w:r>
+    </w:p>
+    <w:p>
+      <w:pPr>
+        <w:pStyle w:val="ListBullet"/>
+        <w:spacing w:after="80"/>
+        <w:ind w:left="540" w:hanging="271"/>
+      </w:pPr>
+      <w:r>
+        <w:t>Never trust a persisted redacted flag without reapplying canonical redaction.</w:t>
       </w:r>
     </w:p>
     <w:p>
@@ -250,6 +262,7 @@
     <w:p>
       <w:pPr>
         <w:pStyle w:val="Heading1"/>
+        <w:pageBreakBefore w:val="0"/>
       </w:pPr>
       <w:r>
         <w:t>Tauri Boundary</w:t>
@@ -282,7 +295,7 @@
         <w:ind w:left="540" w:hanging="271"/>
       </w:pPr>
       <w:r>
-        <w:t>Atomic writes and backups for project persistence.</w:t>
+        <w:t>Atomic writes, backups, and full nested schema validation for project persistence.</w:t>
       </w:r>
     </w:p>
     <w:p>
@@ -292,7 +305,47 @@
         <w:ind w:left="540" w:hanging="271"/>
       </w:pPr>
       <w:r>
-        <w:t>Native HTTP limited to user-configured targets and explicit errors.</w:t>
+        <w:t>Project save clears multipart paths; current-session approval binds service, field, path, and destination origin before native file access.</w:t>
+      </w:r>
+    </w:p>
+    <w:p>
+      <w:pPr>
+        <w:pStyle w:val="ListBullet"/>
+        <w:spacing w:after="80"/>
+        <w:ind w:left="540" w:hanging="271"/>
+      </w:pPr>
+      <w:r>
+        <w:t>Saved response commands require validated self-describing envelopes and matching embedded/requested paths; arbitrary raw `.txt` files never receive trusted caller metadata.</w:t>
+      </w:r>
+    </w:p>
+    <w:p>
+      <w:pPr>
+        <w:pStyle w:val="ListBullet"/>
+        <w:spacing w:after="80"/>
+        <w:ind w:left="540" w:hanging="271"/>
+      </w:pPr>
+      <w:r>
+        <w:t>Native HTTP follows only same-origin redirects, rejects cross-origin replay before headers can move, returns final identity, and stops redirect loops after 10 requests.</w:t>
+      </w:r>
+    </w:p>
+    <w:p>
+      <w:pPr>
+        <w:pStyle w:val="ListBullet"/>
+        <w:spacing w:after="80"/>
+        <w:ind w:left="540" w:hanging="271"/>
+      </w:pPr>
+      <w:r>
+        <w:t>Browser development mode uses manual Fetch redirects and rejects every redirect before replay; developers enter the final URL explicitly or use desktop mode for validated same-origin redirects.</w:t>
+      </w:r>
+    </w:p>
+    <w:p>
+      <w:pPr>
+        <w:pStyle w:val="ListBullet"/>
+        <w:spacing w:after="80"/>
+        <w:ind w:left="540" w:hanging="271"/>
+      </w:pPr>
+      <w:r>
+        <w:t>Configured proxies apply a validated bypass list instead of silently ignoring it.</w:t>
       </w:r>
     </w:p>
     <w:p>
@@ -308,6 +361,7 @@
     <w:p>
       <w:pPr>
         <w:pStyle w:val="Heading1"/>
+        <w:pageBreakBefore w:val="0"/>
       </w:pPr>
       <w:r>
         <w:t>Dependency and Supply Chain</w:t>
@@ -366,6 +420,7 @@
     <w:p>
       <w:pPr>
         <w:pStyle w:val="Heading1"/>
+        <w:pageBreakBefore w:val="0"/>
       </w:pPr>
       <w:r>
         <w:t>CI and Release Policy</w:t>
@@ -419,6 +474,7 @@
     <w:p>
       <w:pPr>
         <w:pStyle w:val="Heading1"/>
+        <w:pageBreakBefore w:val="0"/>
       </w:pPr>
       <w:r>
         <w:t>Platform Packaging</w:t>
@@ -467,6 +523,7 @@
     <w:p>
       <w:pPr>
         <w:pStyle w:val="Heading1"/>
+        <w:pageBreakBefore w:val="0"/>
       </w:pPr>
       <w:r>
         <w:t>Platform Audit Summary</w:t>
@@ -480,6 +537,7 @@
     <w:p>
       <w:pPr>
         <w:pStyle w:val="Heading1"/>
+        <w:pageBreakBefore w:val="0"/>
       </w:pPr>
       <w:r>
         <w:t>Incident and Diagnostics Handling</w:t>
@@ -558,6 +616,7 @@
     <w:p>
       <w:pPr>
         <w:pStyle w:val="Heading1"/>
+        <w:pageBreakBefore w:val="0"/>
       </w:pPr>
       <w:r>
         <w:t>Known Risks and Deferrals</w:t>
@@ -580,6 +639,16 @@
         <w:ind w:left="540" w:hanging="271"/>
       </w:pPr>
       <w:r>
+        <w:t>Cross-origin HTTP redirects are intentionally rejected; the developer must enter the final destination explicitly.</w:t>
+      </w:r>
+    </w:p>
+    <w:p>
+      <w:pPr>
+        <w:pStyle w:val="ListBullet"/>
+        <w:spacing w:after="80"/>
+        <w:ind w:left="540" w:hanging="271"/>
+      </w:pPr>
+      <w:r>
         <w:t>External OpenAPI references are intentionally same-origin and bounded; cross-origin graphs require the API owner to consolidate or proxy definitions locally.</w:t>
       </w:r>
     </w:p>
@@ -590,7 +659,7 @@
         <w:ind w:left="540" w:hanging="271"/>
       </w:pPr>
       <w:r>
-        <w:t>Multipart file paths are persisted locally and file contents are read only at native send time; each file is limited to 25 MiB. Raw application/octet-stream bodies, streaming uploads, and browser file sends remain deferred.</w:t>
+        <w:t>Multipart files are authorized only for the current session and destination origin, read at native send time, and limited to 25 MiB. Raw application/octet-stream bodies, streaming uploads, and browser file sends remain deferred.</w:t>
       </w:r>
     </w:p>
     <w:p>
@@ -600,7 +669,17 @@
         <w:ind w:left="540" w:hanging="271"/>
       </w:pPr>
       <w:r>
-        <w:t>User-configured endpoints may return hostile or very large data; response limits and formatting must remain bounded.</w:t>
+        <w:t>Legacy raw `.txt` response files require the developer to re-send and save a new self-describing artifact.</w:t>
+      </w:r>
+    </w:p>
+    <w:p>
+      <w:pPr>
+        <w:pStyle w:val="ListBullet"/>
+        <w:spacing w:after="80"/>
+        <w:ind w:left="540" w:hanging="271"/>
+      </w:pPr>
+      <w:r>
+        <w:t>User-configured endpoints may return hostile or very large data; response limits and formatting remain assigned to Sprint 18D.</w:t>
       </w:r>
     </w:p>
     <w:p>
@@ -626,6 +705,7 @@
     <w:p>
       <w:pPr>
         <w:pStyle w:val="Heading1"/>
+        <w:pageBreakBefore w:val="0"/>
       </w:pPr>
       <w:r>
         <w:t>Release Checklist</w:t>

--- a/documentation/word/Relay-Studio-Security-Platform-and-Release-Manual.docx
+++ b/documentation/word/Relay-Studio-Security-Platform-and-Release-Manual.docx
@@ -53,7 +53,7 @@
         <w:rPr>
           <w:color w:val="5F6B7A"/>
         </w:rPr>
-        <w:t>Version 1.7 | Sprint 18C | July 2026</w:t>
+        <w:t>Version 1.8 | Sprint 18D | July 2026</w:t>
       </w:r>
     </w:p>
     <w:p>
@@ -679,7 +679,7 @@
         <w:ind w:left="540" w:hanging="271"/>
       </w:pPr>
       <w:r>
-        <w:t>User-configured endpoints may return hostile or very large data; response limits and formatting remain assigned to Sprint 18D.</w:t>
+        <w:t>User-configured endpoints may return hostile or very large data; response bodies, project files, imports, and comparisons now fail early at documented resource limits.</w:t>
       </w:r>
     </w:p>
     <w:p>

--- a/documentation/word/Relay-Studio-Security-Platform-and-Release-Manual.docx
+++ b/documentation/word/Relay-Studio-Security-Platform-and-Release-Manual.docx
@@ -53,7 +53,7 @@
         <w:rPr>
           <w:color w:val="5F6B7A"/>
         </w:rPr>
-        <w:t>Version 1.8 | Sprint 18D | July 2026</w:t>
+        <w:t>Version 1.8 | Sprint 18E | July 2026</w:t>
       </w:r>
     </w:p>
     <w:p>
@@ -134,6 +134,16 @@
       </w:pPr>
       <w:r>
         <w:t>CI and Release Policy</w:t>
+      </w:r>
+    </w:p>
+    <w:p>
+      <w:pPr>
+        <w:pStyle w:val="ListBullet"/>
+        <w:spacing w:after="80"/>
+        <w:ind w:left="540" w:hanging="271"/>
+      </w:pPr>
+      <w:r>
+        <w:t>Sprint 18E Delivery Hardening</w:t>
       </w:r>
     </w:p>
     <w:p>
@@ -438,7 +448,7 @@
         <w:ind w:left="540" w:hanging="271"/>
       </w:pPr>
       <w:r>
-        <w:t>Protected configuration is base64-decoded only into the runner temporary directory.</w:t>
+        <w:t>Protected configuration is base64-decoded only into the runner temporary directory and is scoped to the materialization/preflight step; checkout, setup, install, and packaging steps do not inherit the secret.</w:t>
       </w:r>
     </w:p>
     <w:p>
@@ -449,6 +459,36 @@
       </w:pPr>
       <w:r>
         <w:t>Do not print, artifact, or cache the decoded file.</w:t>
+      </w:r>
+    </w:p>
+    <w:p>
+      <w:pPr>
+        <w:pStyle w:val="ListBullet"/>
+        <w:spacing w:after="80"/>
+        <w:ind w:left="540" w:hanging="271"/>
+      </w:pPr>
+      <w:r>
+        <w:t>First-party checkout and artifact actions are pinned to immutable revisions; third-party tool actions remain version-pinned and are reviewed before upgrades.</w:t>
+      </w:r>
+    </w:p>
+    <w:p>
+      <w:pPr>
+        <w:pStyle w:val="ListBullet"/>
+        <w:spacing w:after="80"/>
+        <w:ind w:left="540" w:hanging="271"/>
+      </w:pPr>
+      <w:r>
+        <w:t>The repository scanner detects modern token formats and credentialed registry URLs in lockfiles, scans generated bundle directories, and reports unsupported binary/oversized content as explicit limitations.</w:t>
+      </w:r>
+    </w:p>
+    <w:p>
+      <w:pPr>
+        <w:pStyle w:val="ListBullet"/>
+        <w:spacing w:after="80"/>
+        <w:ind w:left="540" w:hanging="271"/>
+      </w:pPr>
+      <w:r>
+        <w:t>The documentation validator parses every XML and relationship part in Word/VSDX archives and rejects external relationships or secret-like canaries.</w:t>
       </w:r>
     </w:p>
     <w:p>
@@ -469,6 +509,50 @@
       </w:pPr>
       <w:r>
         <w:t>Signing/notarization deferral is intentional and visible in release notes.</w:t>
+      </w:r>
+    </w:p>
+    <w:p>
+      <w:pPr>
+        <w:pStyle w:val="Heading1"/>
+        <w:pageBreakBefore/>
+      </w:pPr>
+      <w:r>
+        <w:t>Sprint 18E Delivery Hardening</w:t>
+      </w:r>
+    </w:p>
+    <w:p>
+      <w:r>
+        <w:t>Sprint 18E is complete. Delivery evidence now distinguishes a clean scan from unsupported binary content, keeps protected live-test configuration out of setup/install scope, pins first-party artifact actions, and validates every OOXML text and relationship part before release readiness is decided.</w:t>
+      </w:r>
+    </w:p>
+    <w:p>
+      <w:pPr>
+        <w:pStyle w:val="ListBullet"/>
+        <w:spacing w:after="80"/>
+        <w:ind w:left="540" w:hanging="271"/>
+      </w:pPr>
+      <w:r>
+        <w:t>No unresolved critical or high finding remains in the Sprint 18A remediation register.</w:t>
+      </w:r>
+    </w:p>
+    <w:p>
+      <w:pPr>
+        <w:pStyle w:val="ListBullet"/>
+        <w:spacing w:after="80"/>
+        <w:ind w:left="540" w:hanging="271"/>
+      </w:pPr>
+      <w:r>
+        <w:t>Lower-severity scanner limitations are explicit, bounded to binary/oversized artifacts, and retained as release evidence rather than suppressed.</w:t>
+      </w:r>
+    </w:p>
+    <w:p>
+      <w:pPr>
+        <w:pStyle w:val="ListBullet"/>
+        <w:spacing w:after="80"/>
+        <w:ind w:left="540" w:hanging="271"/>
+      </w:pPr>
+      <w:r>
+        <w:t>The final readiness decision is based on type, lint, coverage, component/browser, Rust, dependency/license, documentation-artifact, secret, live-REST, and packaged-platform evidence when configured.</w:t>
       </w:r>
     </w:p>
     <w:p>

--- a/documentation/word/Relay-Studio-Security-Platform-and-Release-Manual.docx
+++ b/documentation/word/Relay-Studio-Security-Platform-and-Release-Manual.docx
@@ -53,7 +53,7 @@
         <w:rPr>
           <w:color w:val="5F6B7A"/>
         </w:rPr>
-        <w:t>Version 1.8 | Sprint 18E | July 2026</w:t>
+        <w:t>Version 1.9 | Sprint 19 | July 2026</w:t>
       </w:r>
     </w:p>
     <w:p>
@@ -144,6 +144,16 @@
       </w:pPr>
       <w:r>
         <w:t>Sprint 18E Delivery Hardening</w:t>
+      </w:r>
+    </w:p>
+    <w:p>
+      <w:pPr>
+        <w:pStyle w:val="ListBullet"/>
+        <w:spacing w:after="80"/>
+        <w:ind w:left="540" w:hanging="271"/>
+      </w:pPr>
+      <w:r>
+        <w:t>Code Generation Boundary</w:t>
       </w:r>
     </w:p>
     <w:p>
@@ -468,7 +478,7 @@
         <w:ind w:left="540" w:hanging="271"/>
       </w:pPr>
       <w:r>
-        <w:t>First-party checkout and artifact actions are pinned to immutable revisions; third-party tool actions remain version-pinned and are reviewed before upgrades.</w:t>
+        <w:t>First-party checkout and artifact actions are pinned to immutable revisions; third-party tool actions remain explicit channel-pinned and are reviewed before upgrades.</w:t>
       </w:r>
     </w:p>
     <w:p>
@@ -553,6 +563,70 @@
       </w:pPr>
       <w:r>
         <w:t>The final readiness decision is based on type, lint, coverage, component/browser, Rust, dependency/license, documentation-artifact, secret, live-REST, and packaged-platform evidence when configured.</w:t>
+      </w:r>
+    </w:p>
+    <w:p>
+      <w:pPr>
+        <w:pStyle w:val="Heading1"/>
+        <w:pageBreakBefore/>
+      </w:pPr>
+      <w:r>
+        <w:t>Code Generation Boundary</w:t>
+      </w:r>
+    </w:p>
+    <w:p>
+      <w:r>
+        <w:t>Sprint 19 code generation remains entirely inside the React/TypeScript application boundary. It validates and normalizes the typed request model but never invokes browser Fetch, a Tauri HTTP command, native file IO, persistence, or response-history mutation.</w:t>
+      </w:r>
+    </w:p>
+    <w:p>
+      <w:pPr>
+        <w:pStyle w:val="ListBullet"/>
+        <w:spacing w:after="80"/>
+        <w:ind w:left="540" w:hanging="271"/>
+      </w:pPr>
+      <w:r>
+        <w:t>Credential-bearing environment variables, auth profiles, headers, query values, URL userinfo, JSON/form keys, and known literal canaries become placeholders or redaction masks before rendering.</w:t>
+      </w:r>
+    </w:p>
+    <w:p>
+      <w:pPr>
+        <w:pStyle w:val="ListBullet"/>
+        <w:spacing w:after="80"/>
+        <w:ind w:left="540" w:hanging="271"/>
+      </w:pPr>
+      <w:r>
+        <w:t>Multipart files are represented by SELECT_FILE placeholders; configured paths and file contents never enter generated output.</w:t>
+      </w:r>
+    </w:p>
+    <w:p>
+      <w:pPr>
+        <w:pStyle w:val="ListBullet"/>
+        <w:spacing w:after="80"/>
+        <w:ind w:left="540" w:hanging="271"/>
+      </w:pPr>
+      <w:r>
+        <w:t>A second credential-canary check rejects output if a known sensitive literal survives normalization.</w:t>
+      </w:r>
+    </w:p>
+    <w:p>
+      <w:pPr>
+        <w:pStyle w:val="ListBullet"/>
+        <w:spacing w:after="80"/>
+        <w:ind w:left="540" w:hanging="271"/>
+      </w:pPr>
+      <w:r>
+        <w:t>Generated output is capped at 256 KiB and flow expansion at 100 requests.</w:t>
+      </w:r>
+    </w:p>
+    <w:p>
+      <w:pPr>
+        <w:pStyle w:val="ListBullet"/>
+        <w:spacing w:after="80"/>
+        <w:ind w:left="540" w:hanging="271"/>
+      </w:pPr>
+      <w:r>
+        <w:t>Flow branch and mapping comments are guidance only; they do not silently claim application-specific orchestration semantics.</w:t>
       </w:r>
     </w:p>
     <w:p>

--- a/documentation/word/Relay-Studio-Security-Platform-and-Release-Manual.docx
+++ b/documentation/word/Relay-Studio-Security-Platform-and-Release-Manual.docx
@@ -346,6 +346,16 @@
       </w:pPr>
       <w:r>
         <w:t>Native HTTP follows only same-origin redirects, rejects cross-origin replay before headers can move, returns final identity, and stops redirect loops after 10 requests.</w:t>
+      </w:r>
+    </w:p>
+    <w:p>
+      <w:pPr>
+        <w:pStyle w:val="ListBullet"/>
+        <w:spacing w:after="80"/>
+        <w:ind w:left="540" w:hanging="271"/>
+      </w:pPr>
+      <w:r>
+        <w:t>Formatted JSON response links copy authorization only to an exact same-origin GET request; cross-origin, credential-bearing, duplicate-query, and non-HTTP destinations fail before project mutation.</w:t>
       </w:r>
     </w:p>
     <w:p>

--- a/documentation/word/Relay-Studio-Security-Platform-and-Release-Manual.docx
+++ b/documentation/word/Relay-Studio-Security-Platform-and-Release-Manual.docx
@@ -655,7 +655,7 @@
         <w:ind w:left="540" w:hanging="271"/>
       </w:pPr>
       <w:r>
-        <w:t>macOS: DMG, native menus, file dialogs, close protection, offline Help, unsigned warning expectations.</w:t>
+        <w:t>macOS: separate ARM64 (Apple Silicon) and x86_64 (Intel) DMGs with architecture-specific artifact names and post-build Mach-O verification, plus native menus, file dialogs, close protection, offline Help, and unsigned warning expectations.</w:t>
       </w:r>
     </w:p>
     <w:p>

--- a/documentation/word/Relay-Studio-Security-Platform-and-Release-Manual.docx
+++ b/documentation/word/Relay-Studio-Security-Platform-and-Release-Manual.docx
@@ -458,7 +458,7 @@
     </w:p>
     <w:p>
       <w:r>
-        <w:t>PR and main Release Gates run deterministic quality and security validation. When live REST configuration is missing they report the omission without making ordinary CI permanently red. Beta-tag and manual Package Beta runs require the protected live configuration and complete acceptance before the platform matrix starts.</w:t>
+        <w:t>PR and main Release Gates run deterministic quality and security validation without materializing protected live REST configuration or contacting an external fixture. Beta-tag and manual Package Beta runs require the protected live configuration and complete acceptance before the platform matrix starts.</w:t>
       </w:r>
     </w:p>
     <w:p>
@@ -896,7 +896,7 @@
         <w:ind w:left="540" w:hanging="271"/>
       </w:pPr>
       <w:r>
-        <w:t>Web, Rust, security, and configured live REST gates pass.</w:t>
+        <w:t>Web, Rust, and security gates pass; configured live REST acceptance passes when beta packaging is in scope.</w:t>
       </w:r>
     </w:p>
     <w:p>
